--- a/LEARNING/Azure/Authentication/Azure Authentication Types.docx
+++ b/LEARNING/Azure/Authentication/Azure Authentication Types.docx
@@ -197,7 +197,7 @@
     <w:p>
       <w:r>
         <w:pict w14:anchorId="42DEE3A6">
-          <v:rect id="_x0000_i1067" style="width:0;height:1.5pt" o:hralign="center" o:hrstd="t" o:hr="t" fillcolor="#a0a0a0" stroked="f"/>
+          <v:rect id="_x0000_i1025" style="width:0;height:1.5pt" o:hralign="center" o:hrstd="t" o:hr="t" fillcolor="#a0a0a0" stroked="f"/>
         </w:pict>
       </w:r>
     </w:p>
@@ -311,7 +311,7 @@
     <w:p>
       <w:r>
         <w:pict w14:anchorId="7BD02B72">
-          <v:rect id="_x0000_i1068" style="width:0;height:1.5pt" o:hralign="center" o:hrstd="t" o:hr="t" fillcolor="#a0a0a0" stroked="f"/>
+          <v:rect id="_x0000_i1026" style="width:0;height:1.5pt" o:hralign="center" o:hrstd="t" o:hr="t" fillcolor="#a0a0a0" stroked="f"/>
         </w:pict>
       </w:r>
     </w:p>
@@ -420,7 +420,7 @@
     <w:p>
       <w:r>
         <w:pict w14:anchorId="7C1FB3F0">
-          <v:rect id="_x0000_i1069" style="width:0;height:1.5pt" o:hralign="center" o:hrstd="t" o:hr="t" fillcolor="#a0a0a0" stroked="f"/>
+          <v:rect id="_x0000_i1027" style="width:0;height:1.5pt" o:hralign="center" o:hrstd="t" o:hr="t" fillcolor="#a0a0a0" stroked="f"/>
         </w:pict>
       </w:r>
     </w:p>
@@ -531,7 +531,7 @@
     <w:p>
       <w:r>
         <w:pict w14:anchorId="67470462">
-          <v:rect id="_x0000_i1070" style="width:0;height:1.5pt" o:hralign="center" o:hrstd="t" o:hr="t" fillcolor="#a0a0a0" stroked="f"/>
+          <v:rect id="_x0000_i1028" style="width:0;height:1.5pt" o:hralign="center" o:hrstd="t" o:hr="t" fillcolor="#a0a0a0" stroked="f"/>
         </w:pict>
       </w:r>
     </w:p>
@@ -604,7 +604,7 @@
     <w:p>
       <w:r>
         <w:pict w14:anchorId="2A8009BB">
-          <v:rect id="_x0000_i1071" style="width:0;height:1.5pt" o:hralign="center" o:hrstd="t" o:hr="t" fillcolor="#a0a0a0" stroked="f"/>
+          <v:rect id="_x0000_i1029" style="width:0;height:1.5pt" o:hralign="center" o:hrstd="t" o:hr="t" fillcolor="#a0a0a0" stroked="f"/>
         </w:pict>
       </w:r>
     </w:p>
@@ -977,7 +977,7 @@
     <w:p>
       <w:r>
         <w:pict w14:anchorId="0D021484">
-          <v:rect id="_x0000_i1072" style="width:0;height:1.5pt" o:hralign="center" o:hrstd="t" o:hr="t" fillcolor="#a0a0a0" stroked="f"/>
+          <v:rect id="_x0000_i1030" style="width:0;height:1.5pt" o:hralign="center" o:hrstd="t" o:hr="t" fillcolor="#a0a0a0" stroked="f"/>
         </w:pict>
       </w:r>
     </w:p>
@@ -1066,7 +1066,7 @@
     <w:p>
       <w:r>
         <w:pict w14:anchorId="23D9CDAB">
-          <v:rect id="_x0000_i1073" style="width:0;height:1.5pt" o:hralign="center" o:hrstd="t" o:hr="t" fillcolor="#a0a0a0" stroked="f"/>
+          <v:rect id="_x0000_i1031" style="width:0;height:1.5pt" o:hralign="center" o:hrstd="t" o:hr="t" fillcolor="#a0a0a0" stroked="f"/>
         </w:pict>
       </w:r>
     </w:p>
@@ -1169,7 +1169,7 @@
     <w:p>
       <w:r>
         <w:pict w14:anchorId="1F86091D">
-          <v:rect id="_x0000_i1154" style="width:0;height:1.5pt" o:hralign="center" o:hrstd="t" o:hr="t" fillcolor="#a0a0a0" stroked="f"/>
+          <v:rect id="_x0000_i1032" style="width:0;height:1.5pt" o:hralign="center" o:hrstd="t" o:hr="t" fillcolor="#a0a0a0" stroked="f"/>
         </w:pict>
       </w:r>
     </w:p>
@@ -1314,7 +1314,7 @@
     <w:p>
       <w:r>
         <w:pict w14:anchorId="741857C0">
-          <v:rect id="_x0000_i1155" style="width:0;height:1.5pt" o:hralign="center" o:hrstd="t" o:hr="t" fillcolor="#a0a0a0" stroked="f"/>
+          <v:rect id="_x0000_i1033" style="width:0;height:1.5pt" o:hralign="center" o:hrstd="t" o:hr="t" fillcolor="#a0a0a0" stroked="f"/>
         </w:pict>
       </w:r>
     </w:p>
@@ -1427,7 +1427,7 @@
     <w:p>
       <w:r>
         <w:pict w14:anchorId="64EB661F">
-          <v:rect id="_x0000_i1156" style="width:0;height:1.5pt" o:hralign="center" o:hrstd="t" o:hr="t" fillcolor="#a0a0a0" stroked="f"/>
+          <v:rect id="_x0000_i1034" style="width:0;height:1.5pt" o:hralign="center" o:hrstd="t" o:hr="t" fillcolor="#a0a0a0" stroked="f"/>
         </w:pict>
       </w:r>
     </w:p>
@@ -1472,7 +1472,7 @@
     <w:p>
       <w:r>
         <w:pict w14:anchorId="35B99964">
-          <v:rect id="_x0000_i1157" style="width:0;height:1.5pt" o:hralign="center" o:hrstd="t" o:hr="t" fillcolor="#a0a0a0" stroked="f"/>
+          <v:rect id="_x0000_i1035" style="width:0;height:1.5pt" o:hralign="center" o:hrstd="t" o:hr="t" fillcolor="#a0a0a0" stroked="f"/>
         </w:pict>
       </w:r>
     </w:p>
@@ -1547,7 +1547,7 @@
     <w:p>
       <w:r>
         <w:pict w14:anchorId="2C3E5AE9">
-          <v:rect id="_x0000_i1158" style="width:0;height:1.5pt" o:hralign="center" o:hrstd="t" o:hr="t" fillcolor="#a0a0a0" stroked="f"/>
+          <v:rect id="_x0000_i1036" style="width:0;height:1.5pt" o:hralign="center" o:hrstd="t" o:hr="t" fillcolor="#a0a0a0" stroked="f"/>
         </w:pict>
       </w:r>
     </w:p>
@@ -1583,7 +1583,7 @@
     <w:p>
       <w:r>
         <w:pict w14:anchorId="6F325E5B">
-          <v:rect id="_x0000_i1159" style="width:0;height:1.5pt" o:hralign="center" o:hrstd="t" o:hr="t" fillcolor="#a0a0a0" stroked="f"/>
+          <v:rect id="_x0000_i1037" style="width:0;height:1.5pt" o:hralign="center" o:hrstd="t" o:hr="t" fillcolor="#a0a0a0" stroked="f"/>
         </w:pict>
       </w:r>
     </w:p>
@@ -1610,7 +1610,7 @@
     <w:p>
       <w:r>
         <w:pict w14:anchorId="7A5AAE5C">
-          <v:rect id="_x0000_i1160" style="width:0;height:1.5pt" o:hralign="center" o:hrstd="t" o:hr="t" fillcolor="#a0a0a0" stroked="f"/>
+          <v:rect id="_x0000_i1038" style="width:0;height:1.5pt" o:hralign="center" o:hrstd="t" o:hr="t" fillcolor="#a0a0a0" stroked="f"/>
         </w:pict>
       </w:r>
     </w:p>
@@ -1716,7 +1716,7 @@
     <w:p>
       <w:r>
         <w:pict w14:anchorId="03DFEF72">
-          <v:rect id="_x0000_i1161" style="width:0;height:1.5pt" o:hralign="center" o:hrstd="t" o:hr="t" fillcolor="#a0a0a0" stroked="f"/>
+          <v:rect id="_x0000_i1039" style="width:0;height:1.5pt" o:hralign="center" o:hrstd="t" o:hr="t" fillcolor="#a0a0a0" stroked="f"/>
         </w:pict>
       </w:r>
     </w:p>
@@ -1848,7 +1848,7 @@
     <w:p>
       <w:r>
         <w:pict w14:anchorId="40F18ACE">
-          <v:rect id="_x0000_i1162" style="width:0;height:1.5pt" o:hralign="center" o:hrstd="t" o:hr="t" fillcolor="#a0a0a0" stroked="f"/>
+          <v:rect id="_x0000_i1040" style="width:0;height:1.5pt" o:hralign="center" o:hrstd="t" o:hr="t" fillcolor="#a0a0a0" stroked="f"/>
         </w:pict>
       </w:r>
     </w:p>
@@ -1921,7 +1921,7 @@
     <w:p>
       <w:r>
         <w:pict w14:anchorId="0D66E8FD">
-          <v:rect id="_x0000_i1163" style="width:0;height:1.5pt" o:hralign="center" o:hrstd="t" o:hr="t" fillcolor="#a0a0a0" stroked="f"/>
+          <v:rect id="_x0000_i1041" style="width:0;height:1.5pt" o:hralign="center" o:hrstd="t" o:hr="t" fillcolor="#a0a0a0" stroked="f"/>
         </w:pict>
       </w:r>
     </w:p>
@@ -1985,7 +1985,7 @@
     <w:p>
       <w:r>
         <w:pict w14:anchorId="4004F7D2">
-          <v:rect id="_x0000_i1164" style="width:0;height:1.5pt" o:hralign="center" o:hrstd="t" o:hr="t" fillcolor="#a0a0a0" stroked="f"/>
+          <v:rect id="_x0000_i1042" style="width:0;height:1.5pt" o:hralign="center" o:hrstd="t" o:hr="t" fillcolor="#a0a0a0" stroked="f"/>
         </w:pict>
       </w:r>
     </w:p>
@@ -2009,6 +2009,61 @@
         <w:t>Azure Key Vault is a secure Azure service used to store and manage secrets, encryption keys, and certificates. In Azure Data Factory, it is commonly used to store database passwords, service principal secrets, storage account keys, and connection strings. ADF can access these secrets through Managed Identity, eliminating the need to store credentials directly in linked services and improving security and maintainability.</w:t>
       </w:r>
     </w:p>
+    <w:p/>
+    <w:p>
+      <w:r>
+        <w:pict w14:anchorId="33672E84">
+          <v:rect id="_x0000_i1043" style="width:0;height:1.5pt" o:hralign="center" o:hrstd="t" o:hr="t" fillcolor="#a0a0a0" stroked="f"/>
+        </w:pict>
+      </w:r>
+    </w:p>
+    <w:p>
+      <w:pPr>
+        <w:rPr>
+          <w:b/>
+          <w:bCs/>
+        </w:rPr>
+      </w:pPr>
+    </w:p>
+    <w:p>
+      <w:pPr>
+        <w:rPr>
+          <w:b/>
+          <w:bCs/>
+        </w:rPr>
+      </w:pPr>
+    </w:p>
+    <w:p>
+      <w:pPr>
+        <w:rPr>
+          <w:b/>
+          <w:bCs/>
+        </w:rPr>
+      </w:pPr>
+    </w:p>
+    <w:p>
+      <w:pPr>
+        <w:rPr>
+          <w:b/>
+          <w:bCs/>
+        </w:rPr>
+      </w:pPr>
+      <w:r>
+        <w:rPr>
+          <w:b/>
+          <w:bCs/>
+        </w:rPr>
+        <w:lastRenderedPageBreak/>
+        <w:t>System Assigned Managed Identity</w:t>
+      </w:r>
+    </w:p>
+    <w:p>
+      <w:r>
+        <w:t>A system assigned managed identity is restricted to one per resource and is tied to the lifecycle of this resource. You can grant permissions to the managed identity by using Azure role-based access control (Azure RBAC). The managed identity is authenticated with Microsoft Entra ID, so you don’t have to store any credentials in code.</w:t>
+      </w:r>
+    </w:p>
+    <w:p/>
+    <w:p/>
     <w:p/>
     <w:sectPr>
       <w:pgSz w:w="11906" w:h="16838"/>
